--- a/ws2/files/WS2_Challenge_Cards.docx
+++ b/ws2/files/WS2_Challenge_Cards.docx
@@ -111,7 +111,7 @@
     </w:p>
     <w:p>
       <w:r>
-        <w:t xml:space="preserve">All six data packs come from one invented project that brings a new sensor-hub chip and its evaluation kit to a lead customer, “Customer Alpha”. The current week in the story is calendar week 38. Every name, date, figure and company is invented. The packs contain deliberate gaps and contradictions, so your tests have something real to catch.</w:t>
+        <w:t xml:space="preserve">All six data packs come from one invented project that brings a new sensor-hub chip and its evaluation kit to a lead customer, “Customer Alpha”. The current week in the story is calendar week 45. Every name, date, figure and company is invented. The packs contain deliberate gaps and contradictions, so your tests have something real to catch.</w:t>
       </w:r>
     </w:p>
     <w:tbl>
@@ -331,7 +331,7 @@
                 <w:sz w:val="20"/>
                 <w:szCs w:val="20"/>
               </w:rPr>
-              <w:t xml:space="preserve">CW34</w:t>
+              <w:t xml:space="preserve">CW41</w:t>
             </w:r>
           </w:p>
         </w:tc>
@@ -361,7 +361,7 @@
                 <w:sz w:val="20"/>
                 <w:szCs w:val="20"/>
               </w:rPr>
-              <w:t xml:space="preserve">CW34 (done)</w:t>
+              <w:t xml:space="preserve">CW41 (done)</w:t>
             </w:r>
           </w:p>
         </w:tc>
@@ -457,7 +457,7 @@
                 <w:sz w:val="20"/>
                 <w:szCs w:val="20"/>
               </w:rPr>
-              <w:t xml:space="preserve">CW40</w:t>
+              <w:t xml:space="preserve">CW47</w:t>
             </w:r>
           </w:p>
         </w:tc>
@@ -487,7 +487,7 @@
                 <w:sz w:val="20"/>
                 <w:szCs w:val="20"/>
               </w:rPr>
-              <w:t xml:space="preserve">CW40</w:t>
+              <w:t xml:space="preserve">CW47</w:t>
             </w:r>
           </w:p>
         </w:tc>
@@ -583,7 +583,7 @@
                 <w:sz w:val="20"/>
                 <w:szCs w:val="20"/>
               </w:rPr>
-              <w:t xml:space="preserve">CW41</w:t>
+              <w:t xml:space="preserve">CW48</w:t>
             </w:r>
           </w:p>
         </w:tc>
@@ -613,7 +613,7 @@
                 <w:sz w:val="20"/>
                 <w:szCs w:val="20"/>
               </w:rPr>
-              <w:t xml:space="preserve">CW43</w:t>
+              <w:t xml:space="preserve">CW50</w:t>
             </w:r>
           </w:p>
         </w:tc>
@@ -709,7 +709,7 @@
                 <w:sz w:val="20"/>
                 <w:szCs w:val="20"/>
               </w:rPr>
-              <w:t xml:space="preserve">CW46</w:t>
+              <w:t xml:space="preserve">CW53</w:t>
             </w:r>
           </w:p>
         </w:tc>
@@ -739,7 +739,7 @@
                 <w:sz w:val="20"/>
                 <w:szCs w:val="20"/>
               </w:rPr>
-              <w:t xml:space="preserve">CW46</w:t>
+              <w:t xml:space="preserve">CW53</w:t>
             </w:r>
           </w:p>
         </w:tc>
@@ -835,7 +835,7 @@
                 <w:sz w:val="20"/>
                 <w:szCs w:val="20"/>
               </w:rPr>
-              <w:t xml:space="preserve">CW48</w:t>
+              <w:t xml:space="preserve">CW02</w:t>
             </w:r>
           </w:p>
         </w:tc>
@@ -865,7 +865,7 @@
                 <w:sz w:val="20"/>
                 <w:szCs w:val="20"/>
               </w:rPr>
-              <w:t xml:space="preserve">CW48</w:t>
+              <w:t xml:space="preserve">CW02</w:t>
             </w:r>
           </w:p>
         </w:tc>
@@ -961,7 +961,7 @@
                 <w:sz w:val="20"/>
                 <w:szCs w:val="20"/>
               </w:rPr>
-              <w:t xml:space="preserve">CW50</w:t>
+              <w:t xml:space="preserve">CW04</w:t>
             </w:r>
           </w:p>
         </w:tc>
@@ -991,7 +991,7 @@
                 <w:sz w:val="20"/>
                 <w:szCs w:val="20"/>
               </w:rPr>
-              <w:t xml:space="preserve">CW50</w:t>
+              <w:t xml:space="preserve">CW04</w:t>
             </w:r>
           </w:p>
         </w:tc>
@@ -2476,7 +2476,7 @@
           <w:sz w:val="20"/>
           <w:szCs w:val="20"/>
         </w:rPr>
-        <w:t xml:space="preserve">CONTEXT: Project KESTREL (fictional). A new sensor-hub chip and evaluation kit for lead customer "Customer Alpha". Current week: CW38.</w:t>
+        <w:t xml:space="preserve">CONTEXT: Project KESTREL (fictional). A new sensor-hub chip and evaluation kit for lead customer "Customer Alpha". Current week: CW45.</w:t>
       </w:r>
     </w:p>
     <w:p>
@@ -2492,7 +2492,7 @@
           <w:sz w:val="19"/>
           <w:szCs w:val="19"/>
         </w:rPr>
-        <w:t xml:space="preserve">WEEKLY INPUTS RECEIVED, CW38</w:t>
+        <w:t xml:space="preserve">WEEKLY INPUTS RECEIVED, CW45</w:t>
       </w:r>
     </w:p>
     <w:p>
@@ -2521,7 +2521,7 @@
           <w:sz w:val="20"/>
           <w:szCs w:val="20"/>
         </w:rPr>
-        <w:t xml:space="preserve">Hi, design status: timing closure on the PMU block still open, 3 paths failing, team working the weekend. Everything else frozen. Should be OK for tape-out CW40 if we close by Wednesday.</w:t>
+        <w:t xml:space="preserve">Hi, design status: timing closure on the PMU block still open, 3 paths failing, team working the weekend. Everything else frozen. Should be OK for tape-out CW47 if we close by Wednesday.</w:t>
       </w:r>
     </w:p>
     <w:p>
@@ -2579,7 +2579,7 @@
           <w:sz w:val="20"/>
           <w:szCs w:val="20"/>
         </w:rPr>
-        <w:t xml:space="preserve">Test program development on track. Waiting for the load board from the vendor, now expected CW43 (vendor delay).</w:t>
+        <w:t xml:space="preserve">Test program development on track. Waiting for the load board from the vendor, now expected CW50 (vendor delay).</w:t>
       </w:r>
     </w:p>
     <w:p>
@@ -2608,7 +2608,7 @@
           <w:sz w:val="20"/>
           <w:szCs w:val="20"/>
         </w:rPr>
-        <w:t xml:space="preserve">Eval kit SDK beta done 🎉. Also FYI Customer Alpha's contract says we owe them a demo of low-power mode at their November tech day, legal is still reviewing the penalty clause.</w:t>
+        <w:t xml:space="preserve">Eval kit SDK beta done 🎉. Also FYI Customer Alpha's contract says we owe them a demo of low-power mode at their January tech day, legal is still reviewing the penalty clause.</w:t>
       </w:r>
     </w:p>
     <w:p>
@@ -2637,7 +2637,7 @@
           <w:sz w:val="20"/>
           <w:szCs w:val="20"/>
         </w:rPr>
-        <w:t xml:space="preserve">Qualification plan approved. Need samples by CW46 latest to start qualification CW48.</w:t>
+        <w:t xml:space="preserve">Qualification plan approved. Need samples by CW53 latest to start qualification CW02.</w:t>
       </w:r>
     </w:p>
     <w:p>
@@ -2919,7 +2919,7 @@
                 <w:sz w:val="18"/>
                 <w:szCs w:val="18"/>
               </w:rPr>
-              <w:t xml:space="preserve">CW34</w:t>
+              <w:t xml:space="preserve">CW41</w:t>
             </w:r>
           </w:p>
         </w:tc>
@@ -2949,7 +2949,7 @@
                 <w:sz w:val="18"/>
                 <w:szCs w:val="18"/>
               </w:rPr>
-              <w:t xml:space="preserve">CW34 (done)</w:t>
+              <w:t xml:space="preserve">CW41 (done)</w:t>
             </w:r>
           </w:p>
         </w:tc>
@@ -3045,7 +3045,7 @@
                 <w:sz w:val="18"/>
                 <w:szCs w:val="18"/>
               </w:rPr>
-              <w:t xml:space="preserve">CW40</w:t>
+              <w:t xml:space="preserve">CW47</w:t>
             </w:r>
           </w:p>
         </w:tc>
@@ -3075,7 +3075,7 @@
                 <w:sz w:val="18"/>
                 <w:szCs w:val="18"/>
               </w:rPr>
-              <w:t xml:space="preserve">CW40</w:t>
+              <w:t xml:space="preserve">CW47</w:t>
             </w:r>
           </w:p>
         </w:tc>
@@ -3171,7 +3171,7 @@
                 <w:sz w:val="18"/>
                 <w:szCs w:val="18"/>
               </w:rPr>
-              <w:t xml:space="preserve">CW41</w:t>
+              <w:t xml:space="preserve">CW48</w:t>
             </w:r>
           </w:p>
         </w:tc>
@@ -3201,7 +3201,7 @@
                 <w:sz w:val="18"/>
                 <w:szCs w:val="18"/>
               </w:rPr>
-              <w:t xml:space="preserve">CW43</w:t>
+              <w:t xml:space="preserve">CW50</w:t>
             </w:r>
           </w:p>
         </w:tc>
@@ -3297,7 +3297,7 @@
                 <w:sz w:val="18"/>
                 <w:szCs w:val="18"/>
               </w:rPr>
-              <w:t xml:space="preserve">CW46</w:t>
+              <w:t xml:space="preserve">CW53</w:t>
             </w:r>
           </w:p>
         </w:tc>
@@ -3327,7 +3327,7 @@
                 <w:sz w:val="18"/>
                 <w:szCs w:val="18"/>
               </w:rPr>
-              <w:t xml:space="preserve">CW46</w:t>
+              <w:t xml:space="preserve">CW53</w:t>
             </w:r>
           </w:p>
         </w:tc>
@@ -3423,7 +3423,7 @@
                 <w:sz w:val="18"/>
                 <w:szCs w:val="18"/>
               </w:rPr>
-              <w:t xml:space="preserve">CW48</w:t>
+              <w:t xml:space="preserve">CW02</w:t>
             </w:r>
           </w:p>
         </w:tc>
@@ -3453,7 +3453,7 @@
                 <w:sz w:val="18"/>
                 <w:szCs w:val="18"/>
               </w:rPr>
-              <w:t xml:space="preserve">CW48</w:t>
+              <w:t xml:space="preserve">CW02</w:t>
             </w:r>
           </w:p>
         </w:tc>
@@ -3549,7 +3549,7 @@
                 <w:sz w:val="18"/>
                 <w:szCs w:val="18"/>
               </w:rPr>
-              <w:t xml:space="preserve">CW50</w:t>
+              <w:t xml:space="preserve">CW04</w:t>
             </w:r>
           </w:p>
         </w:tc>
@@ -3579,7 +3579,7 @@
                 <w:sz w:val="18"/>
                 <w:szCs w:val="18"/>
               </w:rPr>
-              <w:t xml:space="preserve">CW50</w:t>
+              <w:t xml:space="preserve">CW04</w:t>
             </w:r>
           </w:p>
         </w:tc>
@@ -3633,7 +3633,7 @@
           <w:sz w:val="19"/>
           <w:szCs w:val="19"/>
         </w:rPr>
-        <w:t xml:space="preserve">LAST WEEK'S STATUS (CW37)</w:t>
+        <w:t xml:space="preserve">LAST WEEK'S STATUS (CW44)</w:t>
       </w:r>
     </w:p>
     <w:p>
@@ -4367,7 +4367,7 @@
           <w:sz w:val="20"/>
           <w:szCs w:val="20"/>
         </w:rPr>
-        <w:t xml:space="preserve">CONTEXT: Project KESTREL (fictional). A new sensor-hub chip and evaluation kit for lead customer "Customer Alpha". Current week: CW38.</w:t>
+        <w:t xml:space="preserve">CONTEXT: Project KESTREL (fictional). A new sensor-hub chip and evaluation kit for lead customer "Customer Alpha". Current week: CW45.</w:t>
       </w:r>
     </w:p>
     <w:p>
@@ -4383,7 +4383,7 @@
           <w:sz w:val="19"/>
           <w:szCs w:val="19"/>
         </w:rPr>
-        <w:t xml:space="preserve">KESTREL WEEKLY SYNC, Tuesday CW38. Auto-transcribed excerpt.</w:t>
+        <w:t xml:space="preserve">KESTREL WEEKLY SYNC, Tuesday CW45. Auto-transcribed excerpt.</w:t>
       </w:r>
     </w:p>
     <w:p>
@@ -4488,7 +4488,7 @@
           <w:sz w:val="20"/>
           <w:szCs w:val="20"/>
         </w:rPr>
-        <w:t xml:space="preserve">Slipping is really hard for Customer Alpha. Let's propose to steering that we keep CW40 no matter what.</w:t>
+        <w:t xml:space="preserve">Slipping is really hard for Customer Alpha. Let's propose to steering that we keep CW47 no matter what.</w:t>
       </w:r>
     </w:p>
     <w:p>
@@ -4572,7 +4572,7 @@
           <w:sz w:val="20"/>
           <w:szCs w:val="20"/>
         </w:rPr>
-        <w:t xml:space="preserve">The load board is late, CW43 now. Someone needs to check with the vendor whether they can expedite.</w:t>
+        <w:t xml:space="preserve">The load board is late, CW50 now. Someone needs to check with the vendor whether they can expedite.</w:t>
       </w:r>
     </w:p>
     <w:p>
@@ -5495,7 +5495,7 @@
           <w:sz w:val="20"/>
           <w:szCs w:val="20"/>
         </w:rPr>
-        <w:t xml:space="preserve">CONTEXT: Project KESTREL (fictional). A new sensor-hub chip and evaluation kit for lead customer "Customer Alpha". Current week: CW38.</w:t>
+        <w:t xml:space="preserve">CONTEXT: Project KESTREL (fictional). A new sensor-hub chip and evaluation kit for lead customer "Customer Alpha". Current week: CW45.</w:t>
       </w:r>
     </w:p>
     <w:p>
@@ -5511,7 +5511,7 @@
           <w:sz w:val="19"/>
           <w:szCs w:val="19"/>
         </w:rPr>
-        <w:t xml:space="preserve">RAID LOG (excerpt, last updated CW33)</w:t>
+        <w:t xml:space="preserve">RAID LOG (excerpt, last updated CW40)</w:t>
       </w:r>
     </w:p>
     <w:tbl>
@@ -6199,7 +6199,7 @@
                 <w:sz w:val="18"/>
                 <w:szCs w:val="18"/>
               </w:rPr>
-              <w:t xml:space="preserve">Closed CW30</w:t>
+              <w:t xml:space="preserve">Closed CW37</w:t>
             </w:r>
           </w:p>
         </w:tc>
@@ -6295,7 +6295,7 @@
                 <w:sz w:val="18"/>
                 <w:szCs w:val="18"/>
               </w:rPr>
-              <w:t xml:space="preserve">Qualification lab slot availability CW48</w:t>
+              <w:t xml:space="preserve">Qualification lab slot availability CW02</w:t>
             </w:r>
           </w:p>
         </w:tc>
@@ -6727,7 +6727,7 @@
                 <w:sz w:val="18"/>
                 <w:szCs w:val="18"/>
               </w:rPr>
-              <w:t xml:space="preserve">Customer Alpha to provide use-case spec by CW36</w:t>
+              <w:t xml:space="preserve">Customer Alpha to provide use-case spec by CW43</w:t>
             </w:r>
           </w:p>
         </w:tc>
@@ -6871,7 +6871,7 @@
           <w:sz w:val="19"/>
           <w:szCs w:val="19"/>
         </w:rPr>
-        <w:t xml:space="preserve">SNIPPETS FROM MAIL AND CHAT, CW36 to CW38</w:t>
+        <w:t xml:space="preserve">SNIPPETS FROM MAIL AND CHAT, CW43 to CW45</w:t>
       </w:r>
     </w:p>
     <w:p>
@@ -6883,7 +6883,7 @@
           <w:sz w:val="20"/>
           <w:szCs w:val="20"/>
         </w:rPr>
-        <w:t xml:space="preserve">1. Priya (CW37): Vendor says the load board is now CW43, their test line is overbooked again.</w:t>
+        <w:t xml:space="preserve">1. Priya (CW44): Vendor says the load board is now CW50, their test line is overbooked again.</w:t>
       </w:r>
     </w:p>
     <w:p>
@@ -6895,7 +6895,7 @@
           <w:sz w:val="20"/>
           <w:szCs w:val="20"/>
         </w:rPr>
-        <w:t xml:space="preserve">2. Chen (CW38): FYI the supplier moved our substrate order to their next allocation cycle. They say it "should still be fine".</w:t>
+        <w:t xml:space="preserve">2. Chen (CW45): FYI the supplier moved our substrate order to their next allocation cycle. They say it "should still be fine".</w:t>
       </w:r>
     </w:p>
     <w:p>
@@ -6907,7 +6907,7 @@
           <w:sz w:val="20"/>
           <w:szCs w:val="20"/>
         </w:rPr>
-        <w:t xml:space="preserve">3. Sofia (CW36): Customer Alpha's spec will come "soon", they're reorganizing.</w:t>
+        <w:t xml:space="preserve">3. Sofia (CW43): Customer Alpha's spec will come "soon", they're reorganizing.</w:t>
       </w:r>
     </w:p>
     <w:p>
@@ -6919,7 +6919,7 @@
           <w:sz w:val="20"/>
           <w:szCs w:val="20"/>
         </w:rPr>
-        <w:t xml:space="preserve">4. Marco (CW38): Two new low-severity bugs, nothing blocking.</w:t>
+        <w:t xml:space="preserve">4. Marco (CW45): Two new low-severity bugs, nothing blocking.</w:t>
       </w:r>
     </w:p>
     <w:p>
@@ -6931,7 +6931,7 @@
           <w:sz w:val="20"/>
           <w:szCs w:val="20"/>
         </w:rPr>
-        <w:t xml:space="preserve">5. Lukas (CW37): Lol, the coffee machine on floor 3 is broken again, productivity risk!</w:t>
+        <w:t xml:space="preserve">5. Lukas (CW44): Lol, the coffee machine on floor 3 is broken again, productivity risk!</w:t>
       </w:r>
     </w:p>
     <w:p>
@@ -6943,7 +6943,7 @@
           <w:sz w:val="20"/>
           <w:szCs w:val="20"/>
         </w:rPr>
-        <w:t xml:space="preserve">6. Daniel (CW38): Lab confirmed our CW48 slot.</w:t>
+        <w:t xml:space="preserve">6. Daniel (CW45): Lab confirmed our CW02 slot.</w:t>
       </w:r>
     </w:p>
     <w:p>
@@ -6955,7 +6955,7 @@
           <w:sz w:val="20"/>
           <w:szCs w:val="20"/>
         </w:rPr>
-        <w:t xml:space="preserve">7. Aiko (CW38): Team is doing another weekend. Third in a row. Honestly, if Tom had done the constraints right in July we wouldn't be here.</w:t>
+        <w:t xml:space="preserve">7. Aiko (CW45): Team is doing another weekend. Third in a row. Honestly, if Tom had done the constraints right in July we wouldn't be here.</w:t>
       </w:r>
     </w:p>
     <w:p>
@@ -7729,7 +7729,7 @@
           <w:sz w:val="20"/>
           <w:szCs w:val="20"/>
         </w:rPr>
-        <w:t xml:space="preserve">CONTEXT: Project KESTREL (fictional). A new sensor-hub chip and evaluation kit for lead customer "Customer Alpha". Current week: CW38.</w:t>
+        <w:t xml:space="preserve">CONTEXT: Project KESTREL (fictional). A new sensor-hub chip and evaluation kit for lead customer "Customer Alpha". Current week: CW45.</w:t>
       </w:r>
     </w:p>
     <w:p>
@@ -7745,7 +7745,7 @@
           <w:sz w:val="19"/>
           <w:szCs w:val="19"/>
         </w:rPr>
-        <w:t xml:space="preserve">DECISION NEEDED: tape-out timing. Steering meeting Thursday CW38.</w:t>
+        <w:t xml:space="preserve">DECISION NEEDED: tape-out timing. Steering meeting Thursday CW45.</w:t>
       </w:r>
     </w:p>
     <w:p>
@@ -7766,7 +7766,7 @@
           <w:sz w:val="20"/>
           <w:szCs w:val="20"/>
         </w:rPr>
-        <w:t xml:space="preserve">PMU block timing closure is still failing on 3 paths (as of Tuesday CW38). Tape-out is planned for CW40.</w:t>
+        <w:t xml:space="preserve">PMU block timing closure is still failing on 3 paths (as of Tuesday CW45). Tape-out is planned for CW47.</w:t>
       </w:r>
     </w:p>
     <w:p>
@@ -7816,7 +7816,7 @@
           <w:sz w:val="20"/>
           <w:szCs w:val="20"/>
         </w:rPr>
-        <w:t xml:space="preserve">Sofia (Marketing): Customer Alpha's design-in window closes at the end of the year. "If we are late, they will walk away." Recommends keeping CW40.</w:t>
+        <w:t xml:space="preserve">Sofia (Marketing): Customer Alpha's design-in window closes at the end of the first quarter. "If we are late, they will walk away." Recommends keeping CW47.</w:t>
       </w:r>
     </w:p>
     <w:p>
@@ -7917,7 +7917,7 @@
           <w:sz w:val="20"/>
           <w:szCs w:val="20"/>
         </w:rPr>
-        <w:t xml:space="preserve">Customer sampling committed for CW50.</w:t>
+        <w:t xml:space="preserve">Customer sampling committed for CW04.</w:t>
       </w:r>
     </w:p>
     <w:p>
@@ -8613,7 +8613,7 @@
           <w:sz w:val="20"/>
           <w:szCs w:val="20"/>
         </w:rPr>
-        <w:t xml:space="preserve">CONTEXT: Project KESTREL (fictional). A new sensor-hub chip and evaluation kit for lead customer "Customer Alpha". Current week: CW38.</w:t>
+        <w:t xml:space="preserve">CONTEXT: Project KESTREL (fictional). A new sensor-hub chip and evaluation kit for lead customer "Customer Alpha". Current week: CW45.</w:t>
       </w:r>
     </w:p>
     <w:p>
@@ -8836,7 +8836,7 @@
                 <w:sz w:val="18"/>
                 <w:szCs w:val="18"/>
               </w:rPr>
-              <w:t xml:space="preserve">Qualification lab booked 4 weeks ahead was not enough in Q4. Action: book 10+ weeks ahead for Q4.</w:t>
+              <w:t xml:space="preserve">Qualification lab booked 4 weeks ahead was not enough over the year-end holidays. Action: book 10+ weeks ahead around year-end.</w:t>
             </w:r>
           </w:p>
         </w:tc>
@@ -9649,7 +9649,7 @@
           <w:sz w:val="20"/>
           <w:szCs w:val="20"/>
         </w:rPr>
-        <w:t xml:space="preserve">KESTREL. Entering phase "tape-out to customer sampling" (CW40 to CW50).</w:t>
+        <w:t xml:space="preserve">KESTREL. Entering phase "tape-out to customer sampling" (CW47 to CW04).</w:t>
       </w:r>
     </w:p>
     <w:p>
@@ -10378,7 +10378,7 @@
           <w:sz w:val="20"/>
           <w:szCs w:val="20"/>
         </w:rPr>
-        <w:t xml:space="preserve">CONTEXT: Project KESTREL (fictional). A new sensor-hub chip and evaluation kit for lead customer "Customer Alpha". Current week: CW38.</w:t>
+        <w:t xml:space="preserve">CONTEXT: Project KESTREL (fictional). A new sensor-hub chip and evaluation kit for lead customer "Customer Alpha". Current week: CW45.</w:t>
       </w:r>
     </w:p>
     <w:p>
@@ -10415,7 +10415,7 @@
           <w:sz w:val="20"/>
           <w:szCs w:val="20"/>
         </w:rPr>
-        <w:t xml:space="preserve">Monday CW38, from Customer Alpha via Sofia (Marketing).</w:t>
+        <w:t xml:space="preserve">Monday CW45, from Customer Alpha via Sofia (Marketing).</w:t>
       </w:r>
     </w:p>
     <w:p>
@@ -10427,7 +10427,7 @@
           <w:sz w:val="20"/>
           <w:szCs w:val="20"/>
         </w:rPr>
-        <w:t xml:space="preserve">Request 1: Pull in customer samples from CW50 to CW47 (their tech day is in CW48).</w:t>
+        <w:t xml:space="preserve">Request 1: Pull in customer samples from CW04 to CW01 (their tech day is in CW02).</w:t>
       </w:r>
     </w:p>
     <w:p>
@@ -10467,7 +10467,7 @@
           <w:sz w:val="20"/>
           <w:szCs w:val="20"/>
         </w:rPr>
-        <w:t xml:space="preserve">Tape-out CW40 → wafer fab (5 weeks) → first samples CW46</w:t>
+        <w:t xml:space="preserve">Tape-out CW47 → wafer fab (5 weeks) → first samples CW53</w:t>
       </w:r>
     </w:p>
     <w:p>
@@ -10479,7 +10479,7 @@
           <w:sz w:val="20"/>
           <w:szCs w:val="20"/>
         </w:rPr>
-        <w:t xml:space="preserve">First samples + load board (now CW43) → test program on ATE → samples tested</w:t>
+        <w:t xml:space="preserve">First samples + load board (now CW50) → test program on ATE → samples tested</w:t>
       </w:r>
     </w:p>
     <w:p>
@@ -10491,7 +10491,7 @@
           <w:sz w:val="20"/>
           <w:szCs w:val="20"/>
         </w:rPr>
-        <w:t xml:space="preserve">Qualification start CW48 (6 weeks)</w:t>
+        <w:t xml:space="preserve">Qualification start CW02 (6 weeks)</w:t>
       </w:r>
     </w:p>
     <w:p>
@@ -10503,7 +10503,7 @@
           <w:sz w:val="20"/>
           <w:szCs w:val="20"/>
         </w:rPr>
-        <w:t xml:space="preserve">Customer sampling CW50 (engineering samples)</w:t>
+        <w:t xml:space="preserve">Customer sampling CW04 (engineering samples)</w:t>
       </w:r>
     </w:p>
     <w:p>
@@ -10515,7 +10515,7 @@
           <w:sz w:val="20"/>
           <w:szCs w:val="20"/>
         </w:rPr>
-        <w:t xml:space="preserve">Eval kit software: SDK beta done CW37 → quality review CW39 → SDK 1.0 CW45</w:t>
+        <w:t xml:space="preserve">Eval kit software: SDK beta done CW44 → quality review CW46 → SDK 1.0 CW52</w:t>
       </w:r>
     </w:p>
     <w:p>
@@ -10527,7 +10527,7 @@
           <w:sz w:val="20"/>
           <w:szCs w:val="20"/>
         </w:rPr>
-        <w:t xml:space="preserve">Chip ROM content is frozen at tape-out (CW40).</w:t>
+        <w:t xml:space="preserve">Chip ROM content is frozen at tape-out (CW47).</w:t>
       </w:r>
     </w:p>
     <w:p>
@@ -10564,7 +10564,7 @@
           <w:sz w:val="20"/>
           <w:szCs w:val="20"/>
         </w:rPr>
-        <w:t xml:space="preserve">Aiko | Verification: Marco | Test: Priya | Software: Lukas (team at 50% on another project until CW44) | Quality: Daniel | Operations: Chen | Marketing: Sofia</w:t>
+        <w:t xml:space="preserve">Aiko | Verification: Marco | Test: Priya | Software: Lukas (team at 50% on another project until CW51) | Quality: Daniel | Operations: Chen | Marketing: Sofia</w:t>
       </w:r>
     </w:p>
     <w:p>

--- a/ws2/files/WS2_Challenge_Cards.docx
+++ b/ws2/files/WS2_Challenge_Cards.docx
@@ -38,7 +38,7 @@
           <w:sz w:val="20"/>
           <w:szCs w:val="20"/>
         </w:rPr>
-        <w:t xml:space="preserve">Participant handout · one card per room · draft v0.1</w:t>
+        <w:t xml:space="preserve">Participant handout · one card per room · draft v0.2</w:t>
       </w:r>
     </w:p>
     <w:p>
@@ -98,7 +98,7 @@
         <w:spacing w:after="60"/>
       </w:pPr>
       <w:r>
-        <w:t xml:space="preserve">Your room leaves with a completed Pilot Pack (separate template).</w:t>
+        <w:t xml:space="preserve">Your room leaves with a completed Pilot Pack (separate template) and a 90-second debrief card for the Summit Debrief, where everyone votes on one question: which pilot would you implement on Monday morning?</w:t>
       </w:r>
     </w:p>
     <w:p>
@@ -1647,7 +1647,7 @@
                 <w:sz w:val="19"/>
                 <w:szCs w:val="19"/>
               </w:rPr>
-              <w:t xml:space="preserve">… bring the right past lessons to a PM at the moment they can still act on them, instead of filing them at project close?</w:t>
+              <w:t xml:space="preserve">… match this week’s project signals to the lessons other projects already paid for, so the PM applies a known fix before the problem repeats?</w:t>
             </w:r>
           </w:p>
         </w:tc>
@@ -2119,6 +2119,142 @@
                 <w:sz w:val="20"/>
                 <w:szCs w:val="20"/>
               </w:rPr>
+              <w:t xml:space="preserve">Hours back → business impact</w:t>
+            </w:r>
+          </w:p>
+        </w:tc>
+        <w:tc>
+          <w:tcPr>
+            <w:tcW w:type="dxa" w:w="7138"/>
+            <w:tcBorders>
+              <w:top w:val="single" w:color="C8D5D1" w:sz="4"/>
+              <w:left w:val="single" w:color="C8D5D1" w:sz="4"/>
+              <w:bottom w:val="single" w:color="C8D5D1" w:sz="4"/>
+              <w:right w:val="single" w:color="C8D5D1" w:sz="4"/>
+            </w:tcBorders>
+            <w:tcMar>
+              <w:top w:type="dxa" w:w="80"/>
+              <w:left w:type="dxa" w:w="110"/>
+              <w:bottom w:type="dxa" w:w="80"/>
+              <w:right w:type="dxa" w:w="110"/>
+            </w:tcMar>
+            <w:vAlign w:val="top"/>
+          </w:tcPr>
+          <w:p>
+            <w:pPr>
+              <w:spacing w:after="0"/>
+            </w:pPr>
+            <w:r>
+              <w:rPr>
+                <w:sz w:val="20"/>
+                <w:szCs w:val="20"/>
+              </w:rPr>
+              <w:t xml:space="preserve">Example: 3 hours back a week → earlier escalation and better stakeholder communication, because Friday goes to people instead of reformatting their updates.</w:t>
+            </w:r>
+          </w:p>
+        </w:tc>
+      </w:tr>
+      <w:tr>
+        <w:trPr>
+          <w:cantSplit/>
+        </w:trPr>
+        <w:tc>
+          <w:tcPr>
+            <w:tcW w:type="dxa" w:w="2500"/>
+            <w:tcBorders>
+              <w:top w:val="single" w:color="C8D5D1" w:sz="4"/>
+              <w:left w:val="single" w:color="C8D5D1" w:sz="4"/>
+              <w:bottom w:val="single" w:color="C8D5D1" w:sz="4"/>
+              <w:right w:val="single" w:color="C8D5D1" w:sz="4"/>
+            </w:tcBorders>
+            <w:shd w:fill="E5ECEA" w:color="auto" w:val="clear"/>
+            <w:tcMar>
+              <w:top w:type="dxa" w:w="80"/>
+              <w:left w:type="dxa" w:w="110"/>
+              <w:bottom w:type="dxa" w:w="80"/>
+              <w:right w:type="dxa" w:w="110"/>
+            </w:tcMar>
+            <w:vAlign w:val="top"/>
+          </w:tcPr>
+          <w:p>
+            <w:pPr>
+              <w:spacing w:after="0"/>
+            </w:pPr>
+            <w:r>
+              <w:rPr>
+                <w:b/>
+                <w:bCs/>
+                <w:sz w:val="20"/>
+                <w:szCs w:val="20"/>
+              </w:rPr>
+              <w:t xml:space="preserve">What does failure look like?</w:t>
+            </w:r>
+          </w:p>
+        </w:tc>
+        <w:tc>
+          <w:tcPr>
+            <w:tcW w:type="dxa" w:w="7138"/>
+            <w:tcBorders>
+              <w:top w:val="single" w:color="C8D5D1" w:sz="4"/>
+              <w:left w:val="single" w:color="C8D5D1" w:sz="4"/>
+              <w:bottom w:val="single" w:color="C8D5D1" w:sz="4"/>
+              <w:right w:val="single" w:color="C8D5D1" w:sz="4"/>
+            </w:tcBorders>
+            <w:tcMar>
+              <w:top w:type="dxa" w:w="80"/>
+              <w:left w:type="dxa" w:w="110"/>
+              <w:bottom w:type="dxa" w:w="80"/>
+              <w:right w:type="dxa" w:w="110"/>
+            </w:tcMar>
+            <w:vAlign w:val="top"/>
+          </w:tcPr>
+          <w:p>
+            <w:pPr>
+              <w:spacing w:after="0"/>
+            </w:pPr>
+            <w:r>
+              <w:rPr>
+                <w:sz w:val="20"/>
+                <w:szCs w:val="20"/>
+              </w:rPr>
+              <w:t xml:space="preserve">The agent hides conflicting inputs: two sources disagree and the draft quietly picks one, so the PM signs a status that isn’t true.</w:t>
+            </w:r>
+          </w:p>
+        </w:tc>
+      </w:tr>
+      <w:tr>
+        <w:trPr>
+          <w:cantSplit/>
+        </w:trPr>
+        <w:tc>
+          <w:tcPr>
+            <w:tcW w:type="dxa" w:w="2500"/>
+            <w:tcBorders>
+              <w:top w:val="single" w:color="C8D5D1" w:sz="4"/>
+              <w:left w:val="single" w:color="C8D5D1" w:sz="4"/>
+              <w:bottom w:val="single" w:color="C8D5D1" w:sz="4"/>
+              <w:right w:val="single" w:color="C8D5D1" w:sz="4"/>
+            </w:tcBorders>
+            <w:shd w:fill="E5ECEA" w:color="auto" w:val="clear"/>
+            <w:tcMar>
+              <w:top w:type="dxa" w:w="80"/>
+              <w:left w:type="dxa" w:w="110"/>
+              <w:bottom w:type="dxa" w:w="80"/>
+              <w:right w:type="dxa" w:w="110"/>
+            </w:tcMar>
+            <w:vAlign w:val="top"/>
+          </w:tcPr>
+          <w:p>
+            <w:pPr>
+              <w:spacing w:after="0"/>
+            </w:pPr>
+            <w:r>
+              <w:rPr>
+                <w:b/>
+                <w:bCs/>
+                <w:sz w:val="20"/>
+                <w:szCs w:val="20"/>
+              </w:rPr>
               <w:t xml:space="preserve">Trusted sources</w:t>
             </w:r>
           </w:p>
@@ -2307,7 +2443,7 @@
                 <w:sz w:val="20"/>
                 <w:szCs w:val="20"/>
               </w:rPr>
-              <w:t xml:space="preserve">How would the assistant notice an update that contradicts the plan?</w:t>
+              <w:t xml:space="preserve">How would the agent notice an update that contradicts the plan?</w:t>
             </w:r>
           </w:p>
           <w:p>
@@ -4010,6 +4146,142 @@
                 <w:sz w:val="20"/>
                 <w:szCs w:val="20"/>
               </w:rPr>
+              <w:t xml:space="preserve">Hours back → business impact</w:t>
+            </w:r>
+          </w:p>
+        </w:tc>
+        <w:tc>
+          <w:tcPr>
+            <w:tcW w:type="dxa" w:w="7138"/>
+            <w:tcBorders>
+              <w:top w:val="single" w:color="C8D5D1" w:sz="4"/>
+              <w:left w:val="single" w:color="C8D5D1" w:sz="4"/>
+              <w:bottom w:val="single" w:color="C8D5D1" w:sz="4"/>
+              <w:right w:val="single" w:color="C8D5D1" w:sz="4"/>
+            </w:tcBorders>
+            <w:tcMar>
+              <w:top w:type="dxa" w:w="80"/>
+              <w:left w:type="dxa" w:w="110"/>
+              <w:bottom w:type="dxa" w:w="80"/>
+              <w:right w:type="dxa" w:w="110"/>
+            </w:tcMar>
+            <w:vAlign w:val="top"/>
+          </w:tcPr>
+          <w:p>
+            <w:pPr>
+              <w:spacing w:after="0"/>
+            </w:pPr>
+            <w:r>
+              <w:rPr>
+                <w:sz w:val="20"/>
+                <w:szCs w:val="20"/>
+              </w:rPr>
+              <w:t xml:space="preserve">Minutes out within the hour → decisions stick and actions close on time, so nobody re-opens last week’s decision. The room measures the hours.</w:t>
+            </w:r>
+          </w:p>
+        </w:tc>
+      </w:tr>
+      <w:tr>
+        <w:trPr>
+          <w:cantSplit/>
+        </w:trPr>
+        <w:tc>
+          <w:tcPr>
+            <w:tcW w:type="dxa" w:w="2500"/>
+            <w:tcBorders>
+              <w:top w:val="single" w:color="C8D5D1" w:sz="4"/>
+              <w:left w:val="single" w:color="C8D5D1" w:sz="4"/>
+              <w:bottom w:val="single" w:color="C8D5D1" w:sz="4"/>
+              <w:right w:val="single" w:color="C8D5D1" w:sz="4"/>
+            </w:tcBorders>
+            <w:shd w:fill="E5ECEA" w:color="auto" w:val="clear"/>
+            <w:tcMar>
+              <w:top w:type="dxa" w:w="80"/>
+              <w:left w:type="dxa" w:w="110"/>
+              <w:bottom w:type="dxa" w:w="80"/>
+              <w:right w:type="dxa" w:w="110"/>
+            </w:tcMar>
+            <w:vAlign w:val="top"/>
+          </w:tcPr>
+          <w:p>
+            <w:pPr>
+              <w:spacing w:after="0"/>
+            </w:pPr>
+            <w:r>
+              <w:rPr>
+                <w:b/>
+                <w:bCs/>
+                <w:sz w:val="20"/>
+                <w:szCs w:val="20"/>
+              </w:rPr>
+              <w:t xml:space="preserve">What does failure look like?</w:t>
+            </w:r>
+          </w:p>
+        </w:tc>
+        <w:tc>
+          <w:tcPr>
+            <w:tcW w:type="dxa" w:w="7138"/>
+            <w:tcBorders>
+              <w:top w:val="single" w:color="C8D5D1" w:sz="4"/>
+              <w:left w:val="single" w:color="C8D5D1" w:sz="4"/>
+              <w:bottom w:val="single" w:color="C8D5D1" w:sz="4"/>
+              <w:right w:val="single" w:color="C8D5D1" w:sz="4"/>
+            </w:tcBorders>
+            <w:tcMar>
+              <w:top w:type="dxa" w:w="80"/>
+              <w:left w:type="dxa" w:w="110"/>
+              <w:bottom w:type="dxa" w:w="80"/>
+              <w:right w:type="dxa" w:w="110"/>
+            </w:tcMar>
+            <w:vAlign w:val="top"/>
+          </w:tcPr>
+          <w:p>
+            <w:pPr>
+              <w:spacing w:after="0"/>
+            </w:pPr>
+            <w:r>
+              <w:rPr>
+                <w:sz w:val="20"/>
+                <w:szCs w:val="20"/>
+              </w:rPr>
+              <w:t xml:space="preserve">The agent invents actions: an owner nobody agreed to, a date nobody said, or a proposal written up as a decision.</w:t>
+            </w:r>
+          </w:p>
+        </w:tc>
+      </w:tr>
+      <w:tr>
+        <w:trPr>
+          <w:cantSplit/>
+        </w:trPr>
+        <w:tc>
+          <w:tcPr>
+            <w:tcW w:type="dxa" w:w="2500"/>
+            <w:tcBorders>
+              <w:top w:val="single" w:color="C8D5D1" w:sz="4"/>
+              <w:left w:val="single" w:color="C8D5D1" w:sz="4"/>
+              <w:bottom w:val="single" w:color="C8D5D1" w:sz="4"/>
+              <w:right w:val="single" w:color="C8D5D1" w:sz="4"/>
+            </w:tcBorders>
+            <w:shd w:fill="E5ECEA" w:color="auto" w:val="clear"/>
+            <w:tcMar>
+              <w:top w:type="dxa" w:w="80"/>
+              <w:left w:type="dxa" w:w="110"/>
+              <w:bottom w:type="dxa" w:w="80"/>
+              <w:right w:type="dxa" w:w="110"/>
+            </w:tcMar>
+            <w:vAlign w:val="top"/>
+          </w:tcPr>
+          <w:p>
+            <w:pPr>
+              <w:spacing w:after="0"/>
+            </w:pPr>
+            <w:r>
+              <w:rPr>
+                <w:b/>
+                <w:bCs/>
+                <w:sz w:val="20"/>
+                <w:szCs w:val="20"/>
+              </w:rPr>
               <w:t xml:space="preserve">Trusted sources</w:t>
             </w:r>
           </w:p>
@@ -5138,7 +5410,7 @@
                 <w:sz w:val="20"/>
                 <w:szCs w:val="20"/>
               </w:rPr>
-              <w:t xml:space="preserve">Trusted sources</w:t>
+              <w:t xml:space="preserve">Hours back → business impact</w:t>
             </w:r>
           </w:p>
         </w:tc>
@@ -5168,7 +5440,7 @@
                 <w:sz w:val="20"/>
                 <w:szCs w:val="20"/>
               </w:rPr>
-              <w:t xml:space="preserve">RAID log, team updates, mail and chat (within policy), plan.</w:t>
+              <w:t xml:space="preserve">Example: 2 hours back a week → risks detected weeks earlier, while there is still time to act.</w:t>
             </w:r>
           </w:p>
         </w:tc>
@@ -5206,6 +5478,142 @@
                 <w:sz w:val="20"/>
                 <w:szCs w:val="20"/>
               </w:rPr>
+              <w:t xml:space="preserve">What does failure look like?</w:t>
+            </w:r>
+          </w:p>
+        </w:tc>
+        <w:tc>
+          <w:tcPr>
+            <w:tcW w:type="dxa" w:w="7138"/>
+            <w:tcBorders>
+              <w:top w:val="single" w:color="C8D5D1" w:sz="4"/>
+              <w:left w:val="single" w:color="C8D5D1" w:sz="4"/>
+              <w:bottom w:val="single" w:color="C8D5D1" w:sz="4"/>
+              <w:right w:val="single" w:color="C8D5D1" w:sz="4"/>
+            </w:tcBorders>
+            <w:tcMar>
+              <w:top w:type="dxa" w:w="80"/>
+              <w:left w:type="dxa" w:w="110"/>
+              <w:bottom w:type="dxa" w:w="80"/>
+              <w:right w:type="dxa" w:w="110"/>
+            </w:tcMar>
+            <w:vAlign w:val="top"/>
+          </w:tcPr>
+          <w:p>
+            <w:pPr>
+              <w:spacing w:after="0"/>
+            </w:pPr>
+            <w:r>
+              <w:rPr>
+                <w:sz w:val="20"/>
+                <w:szCs w:val="20"/>
+              </w:rPr>
+              <w:t xml:space="preserve">The agent creates false risks: noise logged as risk, or a frustrated remark turned into blame. A noisy log is a log nobody reads.</w:t>
+            </w:r>
+          </w:p>
+        </w:tc>
+      </w:tr>
+      <w:tr>
+        <w:trPr>
+          <w:cantSplit/>
+        </w:trPr>
+        <w:tc>
+          <w:tcPr>
+            <w:tcW w:type="dxa" w:w="2500"/>
+            <w:tcBorders>
+              <w:top w:val="single" w:color="C8D5D1" w:sz="4"/>
+              <w:left w:val="single" w:color="C8D5D1" w:sz="4"/>
+              <w:bottom w:val="single" w:color="C8D5D1" w:sz="4"/>
+              <w:right w:val="single" w:color="C8D5D1" w:sz="4"/>
+            </w:tcBorders>
+            <w:shd w:fill="E5ECEA" w:color="auto" w:val="clear"/>
+            <w:tcMar>
+              <w:top w:type="dxa" w:w="80"/>
+              <w:left w:type="dxa" w:w="110"/>
+              <w:bottom w:type="dxa" w:w="80"/>
+              <w:right w:type="dxa" w:w="110"/>
+            </w:tcMar>
+            <w:vAlign w:val="top"/>
+          </w:tcPr>
+          <w:p>
+            <w:pPr>
+              <w:spacing w:after="0"/>
+            </w:pPr>
+            <w:r>
+              <w:rPr>
+                <w:b/>
+                <w:bCs/>
+                <w:sz w:val="20"/>
+                <w:szCs w:val="20"/>
+              </w:rPr>
+              <w:t xml:space="preserve">Trusted sources</w:t>
+            </w:r>
+          </w:p>
+        </w:tc>
+        <w:tc>
+          <w:tcPr>
+            <w:tcW w:type="dxa" w:w="7138"/>
+            <w:tcBorders>
+              <w:top w:val="single" w:color="C8D5D1" w:sz="4"/>
+              <w:left w:val="single" w:color="C8D5D1" w:sz="4"/>
+              <w:bottom w:val="single" w:color="C8D5D1" w:sz="4"/>
+              <w:right w:val="single" w:color="C8D5D1" w:sz="4"/>
+            </w:tcBorders>
+            <w:tcMar>
+              <w:top w:type="dxa" w:w="80"/>
+              <w:left w:type="dxa" w:w="110"/>
+              <w:bottom w:type="dxa" w:w="80"/>
+              <w:right w:type="dxa" w:w="110"/>
+            </w:tcMar>
+            <w:vAlign w:val="top"/>
+          </w:tcPr>
+          <w:p>
+            <w:pPr>
+              <w:spacing w:after="0"/>
+            </w:pPr>
+            <w:r>
+              <w:rPr>
+                <w:sz w:val="20"/>
+                <w:szCs w:val="20"/>
+              </w:rPr>
+              <w:t xml:space="preserve">RAID log, team updates, mail and chat (within policy), plan.</w:t>
+            </w:r>
+          </w:p>
+        </w:tc>
+      </w:tr>
+      <w:tr>
+        <w:trPr>
+          <w:cantSplit/>
+        </w:trPr>
+        <w:tc>
+          <w:tcPr>
+            <w:tcW w:type="dxa" w:w="2500"/>
+            <w:tcBorders>
+              <w:top w:val="single" w:color="C8D5D1" w:sz="4"/>
+              <w:left w:val="single" w:color="C8D5D1" w:sz="4"/>
+              <w:bottom w:val="single" w:color="C8D5D1" w:sz="4"/>
+              <w:right w:val="single" w:color="C8D5D1" w:sz="4"/>
+            </w:tcBorders>
+            <w:shd w:fill="E5ECEA" w:color="auto" w:val="clear"/>
+            <w:tcMar>
+              <w:top w:type="dxa" w:w="80"/>
+              <w:left w:type="dxa" w:w="110"/>
+              <w:bottom w:type="dxa" w:w="80"/>
+              <w:right w:type="dxa" w:w="110"/>
+            </w:tcMar>
+            <w:vAlign w:val="top"/>
+          </w:tcPr>
+          <w:p>
+            <w:pPr>
+              <w:spacing w:after="0"/>
+            </w:pPr>
+            <w:r>
+              <w:rPr>
+                <w:b/>
+                <w:bCs/>
+                <w:sz w:val="20"/>
+                <w:szCs w:val="20"/>
+              </w:rPr>
               <w:t xml:space="preserve">Constraints</w:t>
             </w:r>
           </w:p>
@@ -5236,7 +5644,7 @@
                 <w:sz w:val="20"/>
                 <w:szCs w:val="20"/>
               </w:rPr>
-              <w:t xml:space="preserve">The assistant suggests; people rate, own and close risks. Every suggestion quotes its source. No blame on individuals. Supplier information may be confidential.</w:t>
+              <w:t xml:space="preserve">The agent suggests; people rate, own and close risks. Every suggestion quotes its source. No blame on individuals. Supplier information may be confidential.</w:t>
             </w:r>
           </w:p>
         </w:tc>
@@ -7311,6 +7719,142 @@
                 <w:sz w:val="20"/>
                 <w:szCs w:val="20"/>
               </w:rPr>
+              <w:t xml:space="preserve">Hours back → business impact</w:t>
+            </w:r>
+          </w:p>
+        </w:tc>
+        <w:tc>
+          <w:tcPr>
+            <w:tcW w:type="dxa" w:w="7138"/>
+            <w:tcBorders>
+              <w:top w:val="single" w:color="C8D5D1" w:sz="4"/>
+              <w:left w:val="single" w:color="C8D5D1" w:sz="4"/>
+              <w:bottom w:val="single" w:color="C8D5D1" w:sz="4"/>
+              <w:right w:val="single" w:color="C8D5D1" w:sz="4"/>
+            </w:tcBorders>
+            <w:tcMar>
+              <w:top w:type="dxa" w:w="80"/>
+              <w:left w:type="dxa" w:w="110"/>
+              <w:bottom w:type="dxa" w:w="80"/>
+              <w:right w:type="dxa" w:w="110"/>
+            </w:tcMar>
+            <w:vAlign w:val="top"/>
+          </w:tcPr>
+          <w:p>
+            <w:pPr>
+              <w:spacing w:after="0"/>
+            </w:pPr>
+            <w:r>
+              <w:rPr>
+                <w:sz w:val="20"/>
+                <w:szCs w:val="20"/>
+              </w:rPr>
+              <w:t xml:space="preserve">Example: 4 hours back a week → faster steering decisions, taken in the first meeting instead of slipping to the next one.</w:t>
+            </w:r>
+          </w:p>
+        </w:tc>
+      </w:tr>
+      <w:tr>
+        <w:trPr>
+          <w:cantSplit/>
+        </w:trPr>
+        <w:tc>
+          <w:tcPr>
+            <w:tcW w:type="dxa" w:w="2500"/>
+            <w:tcBorders>
+              <w:top w:val="single" w:color="C8D5D1" w:sz="4"/>
+              <w:left w:val="single" w:color="C8D5D1" w:sz="4"/>
+              <w:bottom w:val="single" w:color="C8D5D1" w:sz="4"/>
+              <w:right w:val="single" w:color="C8D5D1" w:sz="4"/>
+            </w:tcBorders>
+            <w:shd w:fill="E5ECEA" w:color="auto" w:val="clear"/>
+            <w:tcMar>
+              <w:top w:type="dxa" w:w="80"/>
+              <w:left w:type="dxa" w:w="110"/>
+              <w:bottom w:type="dxa" w:w="80"/>
+              <w:right w:type="dxa" w:w="110"/>
+            </w:tcMar>
+            <w:vAlign w:val="top"/>
+          </w:tcPr>
+          <w:p>
+            <w:pPr>
+              <w:spacing w:after="0"/>
+            </w:pPr>
+            <w:r>
+              <w:rPr>
+                <w:b/>
+                <w:bCs/>
+                <w:sz w:val="20"/>
+                <w:szCs w:val="20"/>
+              </w:rPr>
+              <w:t xml:space="preserve">What does failure look like?</w:t>
+            </w:r>
+          </w:p>
+        </w:tc>
+        <w:tc>
+          <w:tcPr>
+            <w:tcW w:type="dxa" w:w="7138"/>
+            <w:tcBorders>
+              <w:top w:val="single" w:color="C8D5D1" w:sz="4"/>
+              <w:left w:val="single" w:color="C8D5D1" w:sz="4"/>
+              <w:bottom w:val="single" w:color="C8D5D1" w:sz="4"/>
+              <w:right w:val="single" w:color="C8D5D1" w:sz="4"/>
+            </w:tcBorders>
+            <w:tcMar>
+              <w:top w:type="dxa" w:w="80"/>
+              <w:left w:type="dxa" w:w="110"/>
+              <w:bottom w:type="dxa" w:w="80"/>
+              <w:right w:type="dxa" w:w="110"/>
+            </w:tcMar>
+            <w:vAlign w:val="top"/>
+          </w:tcPr>
+          <w:p>
+            <w:pPr>
+              <w:spacing w:after="0"/>
+            </w:pPr>
+            <w:r>
+              <w:rPr>
+                <w:sz w:val="20"/>
+                <w:szCs w:val="20"/>
+              </w:rPr>
+              <w:t xml:space="preserve">The agent recommends instead of informing: it leans toward one option, often the loudest input, and the brief stops being balanced.</w:t>
+            </w:r>
+          </w:p>
+        </w:tc>
+      </w:tr>
+      <w:tr>
+        <w:trPr>
+          <w:cantSplit/>
+        </w:trPr>
+        <w:tc>
+          <w:tcPr>
+            <w:tcW w:type="dxa" w:w="2500"/>
+            <w:tcBorders>
+              <w:top w:val="single" w:color="C8D5D1" w:sz="4"/>
+              <w:left w:val="single" w:color="C8D5D1" w:sz="4"/>
+              <w:bottom w:val="single" w:color="C8D5D1" w:sz="4"/>
+              <w:right w:val="single" w:color="C8D5D1" w:sz="4"/>
+            </w:tcBorders>
+            <w:shd w:fill="E5ECEA" w:color="auto" w:val="clear"/>
+            <w:tcMar>
+              <w:top w:type="dxa" w:w="80"/>
+              <w:left w:type="dxa" w:w="110"/>
+              <w:bottom w:type="dxa" w:w="80"/>
+              <w:right w:type="dxa" w:w="110"/>
+            </w:tcMar>
+            <w:vAlign w:val="top"/>
+          </w:tcPr>
+          <w:p>
+            <w:pPr>
+              <w:spacing w:after="0"/>
+            </w:pPr>
+            <w:r>
+              <w:rPr>
+                <w:b/>
+                <w:bCs/>
+                <w:sz w:val="20"/>
+                <w:szCs w:val="20"/>
+              </w:rPr>
               <w:t xml:space="preserve">Trusted sources</w:t>
             </w:r>
           </w:p>
@@ -7499,7 +8043,7 @@
                 <w:sz w:val="20"/>
                 <w:szCs w:val="20"/>
               </w:rPr>
-              <w:t xml:space="preserve">How do you stop the assistant from favoring the loudest input?</w:t>
+              <w:t xml:space="preserve">How do you stop the agent from favoring the loudest input?</w:t>
             </w:r>
           </w:p>
           <w:p>
@@ -7963,7 +8507,7 @@
           <w:sz w:val="25"/>
           <w:szCs w:val="25"/>
         </w:rPr>
-        <w:t xml:space="preserve">How might we bring the right past lessons to a PM at the moment they can still act on them, instead of filing them at project close?</w:t>
+        <w:t xml:space="preserve">How might we match this week’s project signals to the lessons other projects already paid for, so the PM applies a known fix before the problem repeats?</w:t>
       </w:r>
     </w:p>
     <w:p>
@@ -8128,7 +8672,7 @@
                 <w:sz w:val="20"/>
                 <w:szCs w:val="20"/>
               </w:rPr>
-              <w:t xml:space="preserve">Lessons are collected at closure in slides or spreadsheets and rarely read again. The same problems repeat, and finding the relevant lesson is slow.</w:t>
+              <w:t xml:space="preserve">Lessons are collected at closure in slides or spreadsheets and rarely read again. Nobody has time to hold this week’s problems against old lessons, so the same problems repeat on the next project.</w:t>
             </w:r>
           </w:p>
         </w:tc>
@@ -8273,7 +8817,7 @@
                 <w:sz w:val="20"/>
                 <w:szCs w:val="20"/>
               </w:rPr>
-              <w:t xml:space="preserve">Trusted sources</w:t>
+              <w:t xml:space="preserve">Hours back → business impact</w:t>
             </w:r>
           </w:p>
         </w:tc>
@@ -8303,7 +8847,7 @@
                 <w:sz w:val="20"/>
                 <w:szCs w:val="20"/>
               </w:rPr>
-              <w:t xml:space="preserve">Lessons-learned repository, retrospectives, closure reports, ticket history.</w:t>
+              <w:t xml:space="preserve">Known fixes applied before a problem repeats. The room measures the hours.</w:t>
             </w:r>
           </w:p>
         </w:tc>
@@ -8341,7 +8885,7 @@
                 <w:sz w:val="20"/>
                 <w:szCs w:val="20"/>
               </w:rPr>
-              <w:t xml:space="preserve">Constraints</w:t>
+              <w:t xml:space="preserve">What does failure look like?</w:t>
             </w:r>
           </w:p>
         </w:tc>
@@ -8371,7 +8915,7 @@
                 <w:sz w:val="20"/>
                 <w:szCs w:val="20"/>
               </w:rPr>
-              <w:t xml:space="preserve">Lessons may name people or suppliers and must be anonymized. Old lessons may be outdated. The PM decides what applies.</w:t>
+              <w:t xml:space="preserve">The agent surfaces irrelevant lessons: everything at once, outdated advice, or blame, so the one lesson that matters gets lost.</w:t>
             </w:r>
           </w:p>
         </w:tc>
@@ -8409,6 +8953,142 @@
                 <w:sz w:val="20"/>
                 <w:szCs w:val="20"/>
               </w:rPr>
+              <w:t xml:space="preserve">Trusted sources</w:t>
+            </w:r>
+          </w:p>
+        </w:tc>
+        <w:tc>
+          <w:tcPr>
+            <w:tcW w:type="dxa" w:w="7138"/>
+            <w:tcBorders>
+              <w:top w:val="single" w:color="C8D5D1" w:sz="4"/>
+              <w:left w:val="single" w:color="C8D5D1" w:sz="4"/>
+              <w:bottom w:val="single" w:color="C8D5D1" w:sz="4"/>
+              <w:right w:val="single" w:color="C8D5D1" w:sz="4"/>
+            </w:tcBorders>
+            <w:tcMar>
+              <w:top w:type="dxa" w:w="80"/>
+              <w:left w:type="dxa" w:w="110"/>
+              <w:bottom w:type="dxa" w:w="80"/>
+              <w:right w:type="dxa" w:w="110"/>
+            </w:tcMar>
+            <w:vAlign w:val="top"/>
+          </w:tcPr>
+          <w:p>
+            <w:pPr>
+              <w:spacing w:after="0"/>
+            </w:pPr>
+            <w:r>
+              <w:rPr>
+                <w:sz w:val="20"/>
+                <w:szCs w:val="20"/>
+              </w:rPr>
+              <w:t xml:space="preserve">Lessons-learned repository, retrospectives, closure reports, and this week’s project signals (status, RAID log, change requests).</w:t>
+            </w:r>
+          </w:p>
+        </w:tc>
+      </w:tr>
+      <w:tr>
+        <w:trPr>
+          <w:cantSplit/>
+        </w:trPr>
+        <w:tc>
+          <w:tcPr>
+            <w:tcW w:type="dxa" w:w="2500"/>
+            <w:tcBorders>
+              <w:top w:val="single" w:color="C8D5D1" w:sz="4"/>
+              <w:left w:val="single" w:color="C8D5D1" w:sz="4"/>
+              <w:bottom w:val="single" w:color="C8D5D1" w:sz="4"/>
+              <w:right w:val="single" w:color="C8D5D1" w:sz="4"/>
+            </w:tcBorders>
+            <w:shd w:fill="E5ECEA" w:color="auto" w:val="clear"/>
+            <w:tcMar>
+              <w:top w:type="dxa" w:w="80"/>
+              <w:left w:type="dxa" w:w="110"/>
+              <w:bottom w:type="dxa" w:w="80"/>
+              <w:right w:type="dxa" w:w="110"/>
+            </w:tcMar>
+            <w:vAlign w:val="top"/>
+          </w:tcPr>
+          <w:p>
+            <w:pPr>
+              <w:spacing w:after="0"/>
+            </w:pPr>
+            <w:r>
+              <w:rPr>
+                <w:b/>
+                <w:bCs/>
+                <w:sz w:val="20"/>
+                <w:szCs w:val="20"/>
+              </w:rPr>
+              <w:t xml:space="preserve">Constraints</w:t>
+            </w:r>
+          </w:p>
+        </w:tc>
+        <w:tc>
+          <w:tcPr>
+            <w:tcW w:type="dxa" w:w="7138"/>
+            <w:tcBorders>
+              <w:top w:val="single" w:color="C8D5D1" w:sz="4"/>
+              <w:left w:val="single" w:color="C8D5D1" w:sz="4"/>
+              <w:bottom w:val="single" w:color="C8D5D1" w:sz="4"/>
+              <w:right w:val="single" w:color="C8D5D1" w:sz="4"/>
+            </w:tcBorders>
+            <w:tcMar>
+              <w:top w:type="dxa" w:w="80"/>
+              <w:left w:type="dxa" w:w="110"/>
+              <w:bottom w:type="dxa" w:w="80"/>
+              <w:right w:type="dxa" w:w="110"/>
+            </w:tcMar>
+            <w:vAlign w:val="top"/>
+          </w:tcPr>
+          <w:p>
+            <w:pPr>
+              <w:spacing w:after="0"/>
+            </w:pPr>
+            <w:r>
+              <w:rPr>
+                <w:sz w:val="20"/>
+                <w:szCs w:val="20"/>
+              </w:rPr>
+              <w:t xml:space="preserve">Lessons may name people or suppliers and must be anonymized. Old lessons may be outdated. The PM decides what applies.</w:t>
+            </w:r>
+          </w:p>
+        </w:tc>
+      </w:tr>
+      <w:tr>
+        <w:trPr>
+          <w:cantSplit/>
+        </w:trPr>
+        <w:tc>
+          <w:tcPr>
+            <w:tcW w:type="dxa" w:w="2500"/>
+            <w:tcBorders>
+              <w:top w:val="single" w:color="C8D5D1" w:sz="4"/>
+              <w:left w:val="single" w:color="C8D5D1" w:sz="4"/>
+              <w:bottom w:val="single" w:color="C8D5D1" w:sz="4"/>
+              <w:right w:val="single" w:color="C8D5D1" w:sz="4"/>
+            </w:tcBorders>
+            <w:shd w:fill="E5ECEA" w:color="auto" w:val="clear"/>
+            <w:tcMar>
+              <w:top w:type="dxa" w:w="80"/>
+              <w:left w:type="dxa" w:w="110"/>
+              <w:bottom w:type="dxa" w:w="80"/>
+              <w:right w:type="dxa" w:w="110"/>
+            </w:tcMar>
+            <w:vAlign w:val="top"/>
+          </w:tcPr>
+          <w:p>
+            <w:pPr>
+              <w:spacing w:after="0"/>
+            </w:pPr>
+            <w:r>
+              <w:rPr>
+                <w:b/>
+                <w:bCs/>
+                <w:sz w:val="20"/>
+                <w:szCs w:val="20"/>
+              </w:rPr>
               <w:t xml:space="preserve">Questions to explore</w:t>
             </w:r>
           </w:p>
@@ -8430,6 +9110,23 @@
             </w:tcMar>
             <w:vAlign w:val="top"/>
           </w:tcPr>
+          <w:p>
+            <w:pPr>
+              <w:pStyle w:val="ListParagraph"/>
+              <w:numPr>
+                <w:ilvl w:val="0"/>
+                <w:numId w:val="2"/>
+              </w:numPr>
+              <w:spacing w:after="30"/>
+            </w:pPr>
+            <w:r>
+              <w:rPr>
+                <w:sz w:val="20"/>
+                <w:szCs w:val="20"/>
+              </w:rPr>
+              <w:t xml:space="preserve">Which of this week’s signals already has a lesson behind it?</w:t>
+            </w:r>
+          </w:p>
           <w:p>
             <w:pPr>
               <w:pStyle w:val="ListParagraph"/>
@@ -9686,6 +10383,621 @@
       </w:r>
     </w:p>
     <w:p>
+      <w:pPr>
+        <w:keepNext/>
+        <w:spacing w:after="60" w:before="140"/>
+      </w:pPr>
+      <w:r>
+        <w:rPr>
+          <w:b/>
+          <w:bCs/>
+          <w:color w:val="0B6E63"/>
+          <w:sz w:val="19"/>
+          <w:szCs w:val="19"/>
+        </w:rPr>
+        <w:t xml:space="preserve">THIS WEEK'S SIGNALS, CW45</w:t>
+      </w:r>
+    </w:p>
+    <w:tbl>
+      <w:tblPr>
+        <w:tblW w:type="dxa" w:w="9638"/>
+        <w:tblBorders>
+          <w:top w:val="single" w:color="auto" w:sz="4"/>
+          <w:left w:val="single" w:color="auto" w:sz="4"/>
+          <w:bottom w:val="single" w:color="auto" w:sz="4"/>
+          <w:right w:val="single" w:color="auto" w:sz="4"/>
+          <w:insideH w:val="single" w:color="auto" w:sz="4"/>
+          <w:insideV w:val="single" w:color="auto" w:sz="4"/>
+        </w:tblBorders>
+      </w:tblPr>
+      <w:tblGrid>
+        <w:gridCol w:w="520"/>
+        <w:gridCol w:w="1302"/>
+        <w:gridCol w:w="7816"/>
+      </w:tblGrid>
+      <w:tr>
+        <w:trPr>
+          <w:cantSplit/>
+          <w:tblHeader w:val="off"/>
+        </w:trPr>
+        <w:tc>
+          <w:tcPr>
+            <w:tcW w:type="dxa" w:w="520"/>
+            <w:tcBorders>
+              <w:top w:val="single" w:color="C8D5D1" w:sz="4"/>
+              <w:left w:val="single" w:color="C8D5D1" w:sz="4"/>
+              <w:bottom w:val="single" w:color="C8D5D1" w:sz="4"/>
+              <w:right w:val="single" w:color="C8D5D1" w:sz="4"/>
+            </w:tcBorders>
+            <w:tcMar>
+              <w:top w:type="dxa" w:w="80"/>
+              <w:left w:type="dxa" w:w="110"/>
+              <w:bottom w:type="dxa" w:w="80"/>
+              <w:right w:type="dxa" w:w="110"/>
+            </w:tcMar>
+            <w:vAlign w:val="top"/>
+          </w:tcPr>
+          <w:p>
+            <w:pPr>
+              <w:spacing w:after="0"/>
+            </w:pPr>
+            <w:r>
+              <w:rPr>
+                <w:sz w:val="18"/>
+                <w:szCs w:val="18"/>
+              </w:rPr>
+              <w:t xml:space="preserve">S1</w:t>
+            </w:r>
+          </w:p>
+        </w:tc>
+        <w:tc>
+          <w:tcPr>
+            <w:tcW w:type="dxa" w:w="1302"/>
+            <w:tcBorders>
+              <w:top w:val="single" w:color="C8D5D1" w:sz="4"/>
+              <w:left w:val="single" w:color="C8D5D1" w:sz="4"/>
+              <w:bottom w:val="single" w:color="C8D5D1" w:sz="4"/>
+              <w:right w:val="single" w:color="C8D5D1" w:sz="4"/>
+            </w:tcBorders>
+            <w:tcMar>
+              <w:top w:type="dxa" w:w="80"/>
+              <w:left w:type="dxa" w:w="110"/>
+              <w:bottom w:type="dxa" w:w="80"/>
+              <w:right w:type="dxa" w:w="110"/>
+            </w:tcMar>
+            <w:vAlign w:val="top"/>
+          </w:tcPr>
+          <w:p>
+            <w:pPr>
+              <w:spacing w:after="0"/>
+            </w:pPr>
+            <w:r>
+              <w:rPr>
+                <w:sz w:val="18"/>
+                <w:szCs w:val="18"/>
+              </w:rPr>
+              <w:t xml:space="preserve">Test</w:t>
+            </w:r>
+          </w:p>
+        </w:tc>
+        <w:tc>
+          <w:tcPr>
+            <w:tcW w:type="dxa" w:w="7816"/>
+            <w:tcBorders>
+              <w:top w:val="single" w:color="C8D5D1" w:sz="4"/>
+              <w:left w:val="single" w:color="C8D5D1" w:sz="4"/>
+              <w:bottom w:val="single" w:color="C8D5D1" w:sz="4"/>
+              <w:right w:val="single" w:color="C8D5D1" w:sz="4"/>
+            </w:tcBorders>
+            <w:tcMar>
+              <w:top w:type="dxa" w:w="80"/>
+              <w:left w:type="dxa" w:w="110"/>
+              <w:bottom w:type="dxa" w:w="80"/>
+              <w:right w:type="dxa" w:w="110"/>
+            </w:tcMar>
+            <w:vAlign w:val="top"/>
+          </w:tcPr>
+          <w:p>
+            <w:pPr>
+              <w:spacing w:after="0"/>
+            </w:pPr>
+            <w:r>
+              <w:rPr>
+                <w:sz w:val="18"/>
+                <w:szCs w:val="18"/>
+              </w:rPr>
+              <w:t xml:space="preserve">Load board from the single vendor slipped from CW48 to CW50; their test line is overbooked again.</w:t>
+            </w:r>
+          </w:p>
+        </w:tc>
+      </w:tr>
+      <w:tr>
+        <w:trPr>
+          <w:cantSplit/>
+          <w:tblHeader w:val="off"/>
+        </w:trPr>
+        <w:tc>
+          <w:tcPr>
+            <w:tcW w:type="dxa" w:w="520"/>
+            <w:tcBorders>
+              <w:top w:val="single" w:color="C8D5D1" w:sz="4"/>
+              <w:left w:val="single" w:color="C8D5D1" w:sz="4"/>
+              <w:bottom w:val="single" w:color="C8D5D1" w:sz="4"/>
+              <w:right w:val="single" w:color="C8D5D1" w:sz="4"/>
+            </w:tcBorders>
+            <w:tcMar>
+              <w:top w:type="dxa" w:w="80"/>
+              <w:left w:type="dxa" w:w="110"/>
+              <w:bottom w:type="dxa" w:w="80"/>
+              <w:right w:type="dxa" w:w="110"/>
+            </w:tcMar>
+            <w:vAlign w:val="top"/>
+          </w:tcPr>
+          <w:p>
+            <w:pPr>
+              <w:spacing w:after="0"/>
+            </w:pPr>
+            <w:r>
+              <w:rPr>
+                <w:sz w:val="18"/>
+                <w:szCs w:val="18"/>
+              </w:rPr>
+              <w:t xml:space="preserve">S2</w:t>
+            </w:r>
+          </w:p>
+        </w:tc>
+        <w:tc>
+          <w:tcPr>
+            <w:tcW w:type="dxa" w:w="1302"/>
+            <w:tcBorders>
+              <w:top w:val="single" w:color="C8D5D1" w:sz="4"/>
+              <w:left w:val="single" w:color="C8D5D1" w:sz="4"/>
+              <w:bottom w:val="single" w:color="C8D5D1" w:sz="4"/>
+              <w:right w:val="single" w:color="C8D5D1" w:sz="4"/>
+            </w:tcBorders>
+            <w:tcMar>
+              <w:top w:type="dxa" w:w="80"/>
+              <w:left w:type="dxa" w:w="110"/>
+              <w:bottom w:type="dxa" w:w="80"/>
+              <w:right w:type="dxa" w:w="110"/>
+            </w:tcMar>
+            <w:vAlign w:val="top"/>
+          </w:tcPr>
+          <w:p>
+            <w:pPr>
+              <w:spacing w:after="0"/>
+            </w:pPr>
+            <w:r>
+              <w:rPr>
+                <w:sz w:val="18"/>
+                <w:szCs w:val="18"/>
+              </w:rPr>
+              <w:t xml:space="preserve">Customer</w:t>
+            </w:r>
+          </w:p>
+        </w:tc>
+        <w:tc>
+          <w:tcPr>
+            <w:tcW w:type="dxa" w:w="7816"/>
+            <w:tcBorders>
+              <w:top w:val="single" w:color="C8D5D1" w:sz="4"/>
+              <w:left w:val="single" w:color="C8D5D1" w:sz="4"/>
+              <w:bottom w:val="single" w:color="C8D5D1" w:sz="4"/>
+              <w:right w:val="single" w:color="C8D5D1" w:sz="4"/>
+            </w:tcBorders>
+            <w:tcMar>
+              <w:top w:type="dxa" w:w="80"/>
+              <w:left w:type="dxa" w:w="110"/>
+              <w:bottom w:type="dxa" w:w="80"/>
+              <w:right w:type="dxa" w:w="110"/>
+            </w:tcMar>
+            <w:vAlign w:val="top"/>
+          </w:tcPr>
+          <w:p>
+            <w:pPr>
+              <w:spacing w:after="0"/>
+            </w:pPr>
+            <w:r>
+              <w:rPr>
+                <w:sz w:val="18"/>
+                <w:szCs w:val="18"/>
+              </w:rPr>
+              <w:t xml:space="preserve">CR-014 asks for customer samples in CW01. Qualification starts in CW02.</w:t>
+            </w:r>
+          </w:p>
+        </w:tc>
+      </w:tr>
+      <w:tr>
+        <w:trPr>
+          <w:cantSplit/>
+          <w:tblHeader w:val="off"/>
+        </w:trPr>
+        <w:tc>
+          <w:tcPr>
+            <w:tcW w:type="dxa" w:w="520"/>
+            <w:tcBorders>
+              <w:top w:val="single" w:color="C8D5D1" w:sz="4"/>
+              <w:left w:val="single" w:color="C8D5D1" w:sz="4"/>
+              <w:bottom w:val="single" w:color="C8D5D1" w:sz="4"/>
+              <w:right w:val="single" w:color="C8D5D1" w:sz="4"/>
+            </w:tcBorders>
+            <w:tcMar>
+              <w:top w:type="dxa" w:w="80"/>
+              <w:left w:type="dxa" w:w="110"/>
+              <w:bottom w:type="dxa" w:w="80"/>
+              <w:right w:type="dxa" w:w="110"/>
+            </w:tcMar>
+            <w:vAlign w:val="top"/>
+          </w:tcPr>
+          <w:p>
+            <w:pPr>
+              <w:spacing w:after="0"/>
+            </w:pPr>
+            <w:r>
+              <w:rPr>
+                <w:sz w:val="18"/>
+                <w:szCs w:val="18"/>
+              </w:rPr>
+              <w:t xml:space="preserve">S3</w:t>
+            </w:r>
+          </w:p>
+        </w:tc>
+        <w:tc>
+          <w:tcPr>
+            <w:tcW w:type="dxa" w:w="1302"/>
+            <w:tcBorders>
+              <w:top w:val="single" w:color="C8D5D1" w:sz="4"/>
+              <w:left w:val="single" w:color="C8D5D1" w:sz="4"/>
+              <w:bottom w:val="single" w:color="C8D5D1" w:sz="4"/>
+              <w:right w:val="single" w:color="C8D5D1" w:sz="4"/>
+            </w:tcBorders>
+            <w:tcMar>
+              <w:top w:type="dxa" w:w="80"/>
+              <w:left w:type="dxa" w:w="110"/>
+              <w:bottom w:type="dxa" w:w="80"/>
+              <w:right w:type="dxa" w:w="110"/>
+            </w:tcMar>
+            <w:vAlign w:val="top"/>
+          </w:tcPr>
+          <w:p>
+            <w:pPr>
+              <w:spacing w:after="0"/>
+            </w:pPr>
+            <w:r>
+              <w:rPr>
+                <w:sz w:val="18"/>
+                <w:szCs w:val="18"/>
+              </w:rPr>
+              <w:t xml:space="preserve">Customer</w:t>
+            </w:r>
+          </w:p>
+        </w:tc>
+        <w:tc>
+          <w:tcPr>
+            <w:tcW w:type="dxa" w:w="7816"/>
+            <w:tcBorders>
+              <w:top w:val="single" w:color="C8D5D1" w:sz="4"/>
+              <w:left w:val="single" w:color="C8D5D1" w:sz="4"/>
+              <w:bottom w:val="single" w:color="C8D5D1" w:sz="4"/>
+              <w:right w:val="single" w:color="C8D5D1" w:sz="4"/>
+            </w:tcBorders>
+            <w:tcMar>
+              <w:top w:type="dxa" w:w="80"/>
+              <w:left w:type="dxa" w:w="110"/>
+              <w:bottom w:type="dxa" w:w="80"/>
+              <w:right w:type="dxa" w:w="110"/>
+            </w:tcMar>
+            <w:vAlign w:val="top"/>
+          </w:tcPr>
+          <w:p>
+            <w:pPr>
+              <w:spacing w:after="0"/>
+            </w:pPr>
+            <w:r>
+              <w:rPr>
+                <w:sz w:val="18"/>
+                <w:szCs w:val="18"/>
+              </w:rPr>
+              <w:t xml:space="preserve">CR-014 also asks for a new "ultra-low-power standby" mode, two weeks before tape-out.</w:t>
+            </w:r>
+          </w:p>
+        </w:tc>
+      </w:tr>
+      <w:tr>
+        <w:trPr>
+          <w:cantSplit/>
+          <w:tblHeader w:val="off"/>
+        </w:trPr>
+        <w:tc>
+          <w:tcPr>
+            <w:tcW w:type="dxa" w:w="520"/>
+            <w:tcBorders>
+              <w:top w:val="single" w:color="C8D5D1" w:sz="4"/>
+              <w:left w:val="single" w:color="C8D5D1" w:sz="4"/>
+              <w:bottom w:val="single" w:color="C8D5D1" w:sz="4"/>
+              <w:right w:val="single" w:color="C8D5D1" w:sz="4"/>
+            </w:tcBorders>
+            <w:tcMar>
+              <w:top w:type="dxa" w:w="80"/>
+              <w:left w:type="dxa" w:w="110"/>
+              <w:bottom w:type="dxa" w:w="80"/>
+              <w:right w:type="dxa" w:w="110"/>
+            </w:tcMar>
+            <w:vAlign w:val="top"/>
+          </w:tcPr>
+          <w:p>
+            <w:pPr>
+              <w:spacing w:after="0"/>
+            </w:pPr>
+            <w:r>
+              <w:rPr>
+                <w:sz w:val="18"/>
+                <w:szCs w:val="18"/>
+              </w:rPr>
+              <w:t xml:space="preserve">S4</w:t>
+            </w:r>
+          </w:p>
+        </w:tc>
+        <w:tc>
+          <w:tcPr>
+            <w:tcW w:type="dxa" w:w="1302"/>
+            <w:tcBorders>
+              <w:top w:val="single" w:color="C8D5D1" w:sz="4"/>
+              <w:left w:val="single" w:color="C8D5D1" w:sz="4"/>
+              <w:bottom w:val="single" w:color="C8D5D1" w:sz="4"/>
+              <w:right w:val="single" w:color="C8D5D1" w:sz="4"/>
+            </w:tcBorders>
+            <w:tcMar>
+              <w:top w:type="dxa" w:w="80"/>
+              <w:left w:type="dxa" w:w="110"/>
+              <w:bottom w:type="dxa" w:w="80"/>
+              <w:right w:type="dxa" w:w="110"/>
+            </w:tcMar>
+            <w:vAlign w:val="top"/>
+          </w:tcPr>
+          <w:p>
+            <w:pPr>
+              <w:spacing w:after="0"/>
+            </w:pPr>
+            <w:r>
+              <w:rPr>
+                <w:sz w:val="18"/>
+                <w:szCs w:val="18"/>
+              </w:rPr>
+              <w:t xml:space="preserve">Software</w:t>
+            </w:r>
+          </w:p>
+        </w:tc>
+        <w:tc>
+          <w:tcPr>
+            <w:tcW w:type="dxa" w:w="7816"/>
+            <w:tcBorders>
+              <w:top w:val="single" w:color="C8D5D1" w:sz="4"/>
+              <w:left w:val="single" w:color="C8D5D1" w:sz="4"/>
+              <w:bottom w:val="single" w:color="C8D5D1" w:sz="4"/>
+              <w:right w:val="single" w:color="C8D5D1" w:sz="4"/>
+            </w:tcBorders>
+            <w:tcMar>
+              <w:top w:type="dxa" w:w="80"/>
+              <w:left w:type="dxa" w:w="110"/>
+              <w:bottom w:type="dxa" w:w="80"/>
+              <w:right w:type="dxa" w:w="110"/>
+            </w:tcMar>
+            <w:vAlign w:val="top"/>
+          </w:tcPr>
+          <w:p>
+            <w:pPr>
+              <w:spacing w:after="0"/>
+            </w:pPr>
+            <w:r>
+              <w:rPr>
+                <w:sz w:val="18"/>
+                <w:szCs w:val="18"/>
+              </w:rPr>
+              <w:t xml:space="preserve">SDK beta is done. Release to Customer Alpha is gated on the quality review (decided on Tuesday).</w:t>
+            </w:r>
+          </w:p>
+        </w:tc>
+      </w:tr>
+      <w:tr>
+        <w:trPr>
+          <w:cantSplit/>
+          <w:tblHeader w:val="off"/>
+        </w:trPr>
+        <w:tc>
+          <w:tcPr>
+            <w:tcW w:type="dxa" w:w="520"/>
+            <w:tcBorders>
+              <w:top w:val="single" w:color="C8D5D1" w:sz="4"/>
+              <w:left w:val="single" w:color="C8D5D1" w:sz="4"/>
+              <w:bottom w:val="single" w:color="C8D5D1" w:sz="4"/>
+              <w:right w:val="single" w:color="C8D5D1" w:sz="4"/>
+            </w:tcBorders>
+            <w:tcMar>
+              <w:top w:type="dxa" w:w="80"/>
+              <w:left w:type="dxa" w:w="110"/>
+              <w:bottom w:type="dxa" w:w="80"/>
+              <w:right w:type="dxa" w:w="110"/>
+            </w:tcMar>
+            <w:vAlign w:val="top"/>
+          </w:tcPr>
+          <w:p>
+            <w:pPr>
+              <w:spacing w:after="0"/>
+            </w:pPr>
+            <w:r>
+              <w:rPr>
+                <w:sz w:val="18"/>
+                <w:szCs w:val="18"/>
+              </w:rPr>
+              <w:t xml:space="preserve">S5</w:t>
+            </w:r>
+          </w:p>
+        </w:tc>
+        <w:tc>
+          <w:tcPr>
+            <w:tcW w:type="dxa" w:w="1302"/>
+            <w:tcBorders>
+              <w:top w:val="single" w:color="C8D5D1" w:sz="4"/>
+              <w:left w:val="single" w:color="C8D5D1" w:sz="4"/>
+              <w:bottom w:val="single" w:color="C8D5D1" w:sz="4"/>
+              <w:right w:val="single" w:color="C8D5D1" w:sz="4"/>
+            </w:tcBorders>
+            <w:tcMar>
+              <w:top w:type="dxa" w:w="80"/>
+              <w:left w:type="dxa" w:w="110"/>
+              <w:bottom w:type="dxa" w:w="80"/>
+              <w:right w:type="dxa" w:w="110"/>
+            </w:tcMar>
+            <w:vAlign w:val="top"/>
+          </w:tcPr>
+          <w:p>
+            <w:pPr>
+              <w:spacing w:after="0"/>
+            </w:pPr>
+            <w:r>
+              <w:rPr>
+                <w:sz w:val="18"/>
+                <w:szCs w:val="18"/>
+              </w:rPr>
+              <w:t xml:space="preserve">Operations</w:t>
+            </w:r>
+          </w:p>
+        </w:tc>
+        <w:tc>
+          <w:tcPr>
+            <w:tcW w:type="dxa" w:w="7816"/>
+            <w:tcBorders>
+              <w:top w:val="single" w:color="C8D5D1" w:sz="4"/>
+              <w:left w:val="single" w:color="C8D5D1" w:sz="4"/>
+              <w:bottom w:val="single" w:color="C8D5D1" w:sz="4"/>
+              <w:right w:val="single" w:color="C8D5D1" w:sz="4"/>
+            </w:tcBorders>
+            <w:tcMar>
+              <w:top w:type="dxa" w:w="80"/>
+              <w:left w:type="dxa" w:w="110"/>
+              <w:bottom w:type="dxa" w:w="80"/>
+              <w:right w:type="dxa" w:w="110"/>
+            </w:tcMar>
+            <w:vAlign w:val="top"/>
+          </w:tcPr>
+          <w:p>
+            <w:pPr>
+              <w:spacing w:after="0"/>
+            </w:pPr>
+            <w:r>
+              <w:rPr>
+                <w:sz w:val="18"/>
+                <w:szCs w:val="18"/>
+              </w:rPr>
+              <w:t xml:space="preserve">First eval kit shipments are coming. An export-control check before each shipment was decided on Tuesday.</w:t>
+            </w:r>
+          </w:p>
+        </w:tc>
+      </w:tr>
+      <w:tr>
+        <w:trPr>
+          <w:cantSplit/>
+          <w:tblHeader w:val="off"/>
+        </w:trPr>
+        <w:tc>
+          <w:tcPr>
+            <w:tcW w:type="dxa" w:w="520"/>
+            <w:tcBorders>
+              <w:top w:val="single" w:color="C8D5D1" w:sz="4"/>
+              <w:left w:val="single" w:color="C8D5D1" w:sz="4"/>
+              <w:bottom w:val="single" w:color="C8D5D1" w:sz="4"/>
+              <w:right w:val="single" w:color="C8D5D1" w:sz="4"/>
+            </w:tcBorders>
+            <w:tcMar>
+              <w:top w:type="dxa" w:w="80"/>
+              <w:left w:type="dxa" w:w="110"/>
+              <w:bottom w:type="dxa" w:w="80"/>
+              <w:right w:type="dxa" w:w="110"/>
+            </w:tcMar>
+            <w:vAlign w:val="top"/>
+          </w:tcPr>
+          <w:p>
+            <w:pPr>
+              <w:spacing w:after="0"/>
+            </w:pPr>
+            <w:r>
+              <w:rPr>
+                <w:sz w:val="18"/>
+                <w:szCs w:val="18"/>
+              </w:rPr>
+              <w:t xml:space="preserve">S6</w:t>
+            </w:r>
+          </w:p>
+        </w:tc>
+        <w:tc>
+          <w:tcPr>
+            <w:tcW w:type="dxa" w:w="1302"/>
+            <w:tcBorders>
+              <w:top w:val="single" w:color="C8D5D1" w:sz="4"/>
+              <w:left w:val="single" w:color="C8D5D1" w:sz="4"/>
+              <w:bottom w:val="single" w:color="C8D5D1" w:sz="4"/>
+              <w:right w:val="single" w:color="C8D5D1" w:sz="4"/>
+            </w:tcBorders>
+            <w:tcMar>
+              <w:top w:type="dxa" w:w="80"/>
+              <w:left w:type="dxa" w:w="110"/>
+              <w:bottom w:type="dxa" w:w="80"/>
+              <w:right w:type="dxa" w:w="110"/>
+            </w:tcMar>
+            <w:vAlign w:val="top"/>
+          </w:tcPr>
+          <w:p>
+            <w:pPr>
+              <w:spacing w:after="0"/>
+            </w:pPr>
+            <w:r>
+              <w:rPr>
+                <w:sz w:val="18"/>
+                <w:szCs w:val="18"/>
+              </w:rPr>
+              <w:t xml:space="preserve">Supply</w:t>
+            </w:r>
+          </w:p>
+        </w:tc>
+        <w:tc>
+          <w:tcPr>
+            <w:tcW w:type="dxa" w:w="7816"/>
+            <w:tcBorders>
+              <w:top w:val="single" w:color="C8D5D1" w:sz="4"/>
+              <w:left w:val="single" w:color="C8D5D1" w:sz="4"/>
+              <w:bottom w:val="single" w:color="C8D5D1" w:sz="4"/>
+              <w:right w:val="single" w:color="C8D5D1" w:sz="4"/>
+            </w:tcBorders>
+            <w:tcMar>
+              <w:top w:type="dxa" w:w="80"/>
+              <w:left w:type="dxa" w:w="110"/>
+              <w:bottom w:type="dxa" w:w="80"/>
+              <w:right w:type="dxa" w:w="110"/>
+            </w:tcMar>
+            <w:vAlign w:val="top"/>
+          </w:tcPr>
+          <w:p>
+            <w:pPr>
+              <w:spacing w:after="0"/>
+            </w:pPr>
+            <w:r>
+              <w:rPr>
+                <w:sz w:val="18"/>
+                <w:szCs w:val="18"/>
+              </w:rPr>
+              <w:t xml:space="preserve">The supplier moved the substrate order to its next allocation cycle ("should still be fine").</w:t>
+            </w:r>
+          </w:p>
+        </w:tc>
+      </w:tr>
+    </w:tbl>
+    <w:p>
+      <w:pPr>
+        <w:spacing w:after="100"/>
+      </w:pPr>
+    </w:p>
+    <w:p>
       <w:r>
         <w:br w:type="page"/>
       </w:r>
@@ -10038,7 +11350,7 @@
                 <w:sz w:val="20"/>
                 <w:szCs w:val="20"/>
               </w:rPr>
-              <w:t xml:space="preserve">Trusted sources</w:t>
+              <w:t xml:space="preserve">Hours back → business impact</w:t>
             </w:r>
           </w:p>
         </w:tc>
@@ -10068,7 +11380,7 @@
                 <w:sz w:val="20"/>
                 <w:szCs w:val="20"/>
               </w:rPr>
-              <w:t xml:space="preserve">Plan with dependencies, specification, resource plan, change request form.</w:t>
+              <w:t xml:space="preserve">Impact answers in hours, not days → the change board decides this week and the customer gets a factual answer sooner. The room measures the hours.</w:t>
             </w:r>
           </w:p>
         </w:tc>
@@ -10106,6 +11418,142 @@
                 <w:sz w:val="20"/>
                 <w:szCs w:val="20"/>
               </w:rPr>
+              <w:t xml:space="preserve">What does failure look like?</w:t>
+            </w:r>
+          </w:p>
+        </w:tc>
+        <w:tc>
+          <w:tcPr>
+            <w:tcW w:type="dxa" w:w="7138"/>
+            <w:tcBorders>
+              <w:top w:val="single" w:color="C8D5D1" w:sz="4"/>
+              <w:left w:val="single" w:color="C8D5D1" w:sz="4"/>
+              <w:bottom w:val="single" w:color="C8D5D1" w:sz="4"/>
+              <w:right w:val="single" w:color="C8D5D1" w:sz="4"/>
+            </w:tcBorders>
+            <w:tcMar>
+              <w:top w:type="dxa" w:w="80"/>
+              <w:left w:type="dxa" w:w="110"/>
+              <w:bottom w:type="dxa" w:w="80"/>
+              <w:right w:type="dxa" w:w="110"/>
+            </w:tcMar>
+            <w:vAlign w:val="top"/>
+          </w:tcPr>
+          <w:p>
+            <w:pPr>
+              <w:spacing w:after="0"/>
+            </w:pPr>
+            <w:r>
+              <w:rPr>
+                <w:sz w:val="20"/>
+                <w:szCs w:val="20"/>
+              </w:rPr>
+              <w:t xml:space="preserve">The agent implies customer commitments: a draft that promises a date or a feature nobody has approved.</w:t>
+            </w:r>
+          </w:p>
+        </w:tc>
+      </w:tr>
+      <w:tr>
+        <w:trPr>
+          <w:cantSplit/>
+        </w:trPr>
+        <w:tc>
+          <w:tcPr>
+            <w:tcW w:type="dxa" w:w="2500"/>
+            <w:tcBorders>
+              <w:top w:val="single" w:color="C8D5D1" w:sz="4"/>
+              <w:left w:val="single" w:color="C8D5D1" w:sz="4"/>
+              <w:bottom w:val="single" w:color="C8D5D1" w:sz="4"/>
+              <w:right w:val="single" w:color="C8D5D1" w:sz="4"/>
+            </w:tcBorders>
+            <w:shd w:fill="E5ECEA" w:color="auto" w:val="clear"/>
+            <w:tcMar>
+              <w:top w:type="dxa" w:w="80"/>
+              <w:left w:type="dxa" w:w="110"/>
+              <w:bottom w:type="dxa" w:w="80"/>
+              <w:right w:type="dxa" w:w="110"/>
+            </w:tcMar>
+            <w:vAlign w:val="top"/>
+          </w:tcPr>
+          <w:p>
+            <w:pPr>
+              <w:spacing w:after="0"/>
+            </w:pPr>
+            <w:r>
+              <w:rPr>
+                <w:b/>
+                <w:bCs/>
+                <w:sz w:val="20"/>
+                <w:szCs w:val="20"/>
+              </w:rPr>
+              <w:t xml:space="preserve">Trusted sources</w:t>
+            </w:r>
+          </w:p>
+        </w:tc>
+        <w:tc>
+          <w:tcPr>
+            <w:tcW w:type="dxa" w:w="7138"/>
+            <w:tcBorders>
+              <w:top w:val="single" w:color="C8D5D1" w:sz="4"/>
+              <w:left w:val="single" w:color="C8D5D1" w:sz="4"/>
+              <w:bottom w:val="single" w:color="C8D5D1" w:sz="4"/>
+              <w:right w:val="single" w:color="C8D5D1" w:sz="4"/>
+            </w:tcBorders>
+            <w:tcMar>
+              <w:top w:type="dxa" w:w="80"/>
+              <w:left w:type="dxa" w:w="110"/>
+              <w:bottom w:type="dxa" w:w="80"/>
+              <w:right w:type="dxa" w:w="110"/>
+            </w:tcMar>
+            <w:vAlign w:val="top"/>
+          </w:tcPr>
+          <w:p>
+            <w:pPr>
+              <w:spacing w:after="0"/>
+            </w:pPr>
+            <w:r>
+              <w:rPr>
+                <w:sz w:val="20"/>
+                <w:szCs w:val="20"/>
+              </w:rPr>
+              <w:t xml:space="preserve">Plan with dependencies, specification, resource plan, change request form.</w:t>
+            </w:r>
+          </w:p>
+        </w:tc>
+      </w:tr>
+      <w:tr>
+        <w:trPr>
+          <w:cantSplit/>
+        </w:trPr>
+        <w:tc>
+          <w:tcPr>
+            <w:tcW w:type="dxa" w:w="2500"/>
+            <w:tcBorders>
+              <w:top w:val="single" w:color="C8D5D1" w:sz="4"/>
+              <w:left w:val="single" w:color="C8D5D1" w:sz="4"/>
+              <w:bottom w:val="single" w:color="C8D5D1" w:sz="4"/>
+              <w:right w:val="single" w:color="C8D5D1" w:sz="4"/>
+            </w:tcBorders>
+            <w:shd w:fill="E5ECEA" w:color="auto" w:val="clear"/>
+            <w:tcMar>
+              <w:top w:type="dxa" w:w="80"/>
+              <w:left w:type="dxa" w:w="110"/>
+              <w:bottom w:type="dxa" w:w="80"/>
+              <w:right w:type="dxa" w:w="110"/>
+            </w:tcMar>
+            <w:vAlign w:val="top"/>
+          </w:tcPr>
+          <w:p>
+            <w:pPr>
+              <w:spacing w:after="0"/>
+            </w:pPr>
+            <w:r>
+              <w:rPr>
+                <w:b/>
+                <w:bCs/>
+                <w:sz w:val="20"/>
+                <w:szCs w:val="20"/>
+              </w:rPr>
               <w:t xml:space="preserve">Constraints</w:t>
             </w:r>
           </w:p>
@@ -10136,7 +11584,7 @@
                 <w:sz w:val="20"/>
                 <w:szCs w:val="20"/>
               </w:rPr>
-              <w:t xml:space="preserve">Each function owns its impact estimate. The assistant drafts questions and a first dependency view; it never commits dates. Customer commitments need approval.</w:t>
+              <w:t xml:space="preserve">Each function owns its impact estimate. The agent drafts questions and a first dependency view; it never commits dates. Customer commitments need approval.</w:t>
             </w:r>
           </w:p>
         </w:tc>
@@ -11318,7 +12766,7 @@
         <w:sz w:val="16"/>
         <w:szCs w:val="16"/>
       </w:rPr>
-      <w:t xml:space="preserve">Pain to Pilot · Challenge cards · participant handout · draft v0.1</w:t>
+      <w:t xml:space="preserve">Pain to Pilot · Challenge cards · participant handout · draft v0.2</w:t>
     </w:r>
     <w:r>
       <w:rPr>

--- a/ws2/files/WS2_Challenge_Cards.docx
+++ b/ws2/files/WS2_Challenge_Cards.docx
@@ -59,7 +59,7 @@
         <w:spacing w:after="60"/>
       </w:pPr>
       <w:r>
-        <w:t xml:space="preserve">Each room works one challenge, assigned before the summit. Print the card and the sample data that follows it.</w:t>
+        <w:t xml:space="preserve">Each room works one challenge, allocated upfront and named in each participant’s invitation. Print the card and the sample data that follows it.</w:t>
       </w:r>
     </w:p>
     <w:p>
